--- a/manuscript/causes-of-deaths_supplementary.docx
+++ b/manuscript/causes-of-deaths_supplementary.docx
@@ -1825,7 +1825,7 @@
         <w:t xml:space="preserve"> </w:t>
       </w:r>
       <w:r>
-        <w:t xml:space="preserve">Model fit and cross-cause dependencies for the 0-17 age group. A. Model fit. Number of weekly deaths observed in 2011-21 (red points) and model estimates (before 2020) and predictions (2020-21) (black line) with 95% credibility intervals (gray area), for the six main causes of deaths for the 80+ age group. B. Cross-cause correlation matrix of the excess mortality for 0-17 age group. C. Timing of the mortality peak. The color points and squares correspond to observed peak for each winter (we considered the period from July to June of the next year as peak usually occured during winter). The black points and lines represent the posterior estimate of the peak with 95% credibility intervals.</w:t>
+        <w:t xml:space="preserve">Model fit and cross-cause dependencies for the 0-17 age group. A. Model fit. Number of weekly deaths observed in 2011-21 (red points) and model estimates (before 2020) and predictions (2020-21) (black line) with 95% credibility intervals (gray area), for the six main causes of deaths for the 80+ age group. B. Cross-cause correlation matrix of the excess mortality for 0-17 age group. C. Timing of the mortality peak. The color points and squares correspond to observed peak for each winter (we considered the period from July to June of the next year as peak usually occured during winter). The black points and lines represent the posterior estimate of the peak with 95% credibility intervals. Posterior estimates are only reported when the credible arc length is below 180 days, as larger values indicate weak seasonal concentration and indicate that no clear peak can be identified from the data.</w:t>
       </w:r>
     </w:p>
     <w:p>
@@ -1890,7 +1890,7 @@
         <w:t xml:space="preserve"> </w:t>
       </w:r>
       <w:r>
-        <w:t xml:space="preserve">Model fit and cross-cause dependencies for the 18-39 age group. A. Model fit. Number of weekly deaths observed in 2011-21 (red points) and model estimates (before 2020) and predictions (2020-21) (black line) with 95% credibility intervals (gray area), for the six main causes of deaths for the 80+ age group. B. Cross-cause correlation matrix of the excess mortality for 18-39 age group. C. Timing of the mortality peak. The color points and squares correspond to observed peak for each winter (we considered the period from July to June of the next year as peak usually occured during winter). The black points and lines represent the posterior estimate of the peak with 95% credibility intervals.</w:t>
+        <w:t xml:space="preserve">Model fit and cross-cause dependencies for the 18-39 age group. A. Model fit. Number of weekly deaths observed in 2011-21 (red points) and model estimates (before 2020) and predictions (2020-21) (black line) with 95% credibility intervals (gray area), for the six main causes of deaths for the 80+ age group. B. Cross-cause correlation matrix of the excess mortality for 18-39 age group. C. Timing of the mortality peak. The color points and squares correspond to observed peak for each winter (we considered the period from July to June of the next year as peak usually occured during winter). The black points and lines represent the posterior estimate of the peak with 95% credibility intervals. Posterior estimates are only reported when the credible arc length is below 180 days, as larger values indicate weak seasonal concentration and indicate that no clear peak can be identified from the data.</w:t>
       </w:r>
     </w:p>
     <w:p>
@@ -1955,7 +1955,7 @@
         <w:t xml:space="preserve"> </w:t>
       </w:r>
       <w:r>
-        <w:t xml:space="preserve">Model fit and cross-cause dependencies for the 40-64 age group. A. Model fit. Number of weekly deaths observed in 2011-21 (red points) and model estimates (before 2020) and predictions (2020-21) (black line) with 95% credibility intervals (gray area), for the six main causes of deaths for the 80+ age group. B. Cross-cause correlation matrix of the excess mortality for 40-64 age group. C. Timing of the mortality peak. The color points and squares correspond to observed peak for each winter (we considered the period from July to June of the next year as peak usually occured during winter). The black points and lines represent the posterior estimate of the peak with 95% credibility intervals.</w:t>
+        <w:t xml:space="preserve">Model fit and cross-cause dependencies for the 40-64 age group. A. Model fit. Number of weekly deaths observed in 2011-21 (red points) and model estimates (before 2020) and predictions (2020-21) (black line) with 95% credibility intervals (gray area), for the six main causes of deaths for the 80+ age group. B. Cross-cause correlation matrix of the excess mortality for 40-64 age group. C. Timing of the mortality peak. The color points and squares correspond to observed peak for each winter (we considered the period from July to June of the next year as peak usually occured during winter). The black points and lines represent the posterior estimate of the peak with 95% credibility intervals. Posterior estimates are only reported when the credible arc length is below 180 days, as larger values indicate weak seasonal concentration and indicate that no clear peak can be identified from the data.</w:t>
       </w:r>
     </w:p>
     <w:p>
@@ -2020,7 +2020,7 @@
         <w:t xml:space="preserve"> </w:t>
       </w:r>
       <w:r>
-        <w:t xml:space="preserve">Model fit and cross-cause dependencies for the 65-79 age group. A. Model fit. Number of weekly deaths observed in 2011-21 (red points) and model estimates (before 2020) and predictions (2020-21) (black line) with 95% credibility intervals (gray area), for the six main causes of deaths for the 80+ age group. B. Cross-cause correlation matrix of the excess mortality for 65-79 age group. C. Timing of the mortality peak. The color points and squares correspond to observed peak for each winter (we considered the period from July to June of the next year as peak usually occured during winter). The black points and lines represent the posterior estimate of the peak with 95% credibility intervals.</w:t>
+        <w:t xml:space="preserve">Model fit and cross-cause dependencies for the 65-79 age group. A. Model fit. Number of weekly deaths observed in 2011-21 (red points) and model estimates (before 2020) and predictions (2020-21) (black line) with 95% credibility intervals (gray area), for the six main causes of deaths for the 80+ age group. B. Cross-cause correlation matrix of the excess mortality for 65-79 age group. C. Timing of the mortality peak. The color points and squares correspond to observed peak for each winter (we considered the period from July to June of the next year as peak usually occured during winter). The black points and lines represent the posterior estimate of the peak with 95% credibility intervals. Posterior estimates are only reported when the credible arc length is below 180 days, as larger values indicate weak seasonal concentration and indicate that no clear peak can be identified from the data.</w:t>
       </w:r>
     </w:p>
     <w:p>
